--- a/docs/files/Internal_Rules_for_Compliance_with_Disclosure_Obligations__Policy_2026-10.docx
+++ b/docs/files/Internal_Rules_for_Compliance_with_Disclosure_Obligations__Policy_2026-10.docx
@@ -19,7 +19,7 @@
               <a:graphicData uri="http://schemas.openxmlformats.org/drawingml/2006/picture">
                 <pic:pic>
                   <pic:nvPicPr>
-                    <pic:cNvPr id="0" name="tmp7ln1ouqr.png"/>
+                    <pic:cNvPr id="0" name="tmpgxidwgv0.png"/>
                     <pic:cNvPicPr/>
                   </pic:nvPicPr>
                   <pic:blipFill>
@@ -55,7 +55,11 @@
     <w:p>
       <w:pPr>
         <w:keepNext/>
+        <w:tabs>
+          <w:tab w:pos="708" w:val="left"/>
+        </w:tabs>
         <w:spacing w:before="260" w:after="160"/>
+        <w:ind w:left="708" w:hanging="708"/>
       </w:pPr>
       <w:r>
         <w:rPr>
@@ -65,6 +69,8 @@
           <w:color w:val="1C4076"/>
           <w:sz w:val="28"/>
         </w:rPr>
+        <w:t>1</w:t>
+        <w:tab/>
         <w:t>Introduction</w:t>
       </w:r>
     </w:p>
@@ -151,7 +157,11 @@
     <w:p>
       <w:pPr>
         <w:keepNext/>
+        <w:tabs>
+          <w:tab w:pos="708" w:val="left"/>
+        </w:tabs>
         <w:spacing w:before="260" w:after="160"/>
+        <w:ind w:left="708" w:hanging="708"/>
       </w:pPr>
       <w:r>
         <w:rPr>
@@ -161,6 +171,8 @@
           <w:color w:val="1C4076"/>
           <w:sz w:val="28"/>
         </w:rPr>
+        <w:t>2</w:t>
+        <w:tab/>
         <w:t>Persons responsible for compliance with the disclosure obligations</w:t>
       </w:r>
     </w:p>
@@ -229,7 +241,11 @@
     <w:p>
       <w:pPr>
         <w:keepNext/>
+        <w:tabs>
+          <w:tab w:pos="708" w:val="left"/>
+        </w:tabs>
         <w:spacing w:before="260" w:after="160"/>
+        <w:ind w:left="708" w:hanging="708"/>
       </w:pPr>
       <w:r>
         <w:rPr>
@@ -239,6 +255,8 @@
           <w:color w:val="1C4076"/>
           <w:sz w:val="28"/>
         </w:rPr>
+        <w:t>3</w:t>
+        <w:tab/>
         <w:t>Disclosure of Inside Information (general disclosure obligation)</w:t>
       </w:r>
     </w:p>
@@ -431,7 +449,11 @@
     <w:p>
       <w:pPr>
         <w:keepNext/>
+        <w:tabs>
+          <w:tab w:pos="708" w:val="left"/>
+        </w:tabs>
         <w:spacing w:before="260" w:after="160"/>
+        <w:ind w:left="708" w:hanging="708"/>
       </w:pPr>
       <w:r>
         <w:rPr>
@@ -441,6 +463,8 @@
           <w:color w:val="1C4076"/>
           <w:sz w:val="28"/>
         </w:rPr>
+        <w:t>4</w:t>
+        <w:tab/>
         <w:t>Delay of disclosure of Inside Information</w:t>
       </w:r>
     </w:p>
@@ -884,7 +908,11 @@
     <w:p>
       <w:pPr>
         <w:keepNext/>
+        <w:tabs>
+          <w:tab w:pos="708" w:val="left"/>
+        </w:tabs>
         <w:spacing w:before="260" w:after="160"/>
+        <w:ind w:left="708" w:hanging="708"/>
       </w:pPr>
       <w:r>
         <w:rPr>
@@ -894,6 +922,8 @@
           <w:color w:val="1C4076"/>
           <w:sz w:val="28"/>
         </w:rPr>
+        <w:t>5</w:t>
+        <w:tab/>
         <w:t>Confidentiality can no longer be ensured</w:t>
       </w:r>
     </w:p>
@@ -993,7 +1023,11 @@
     <w:p>
       <w:pPr>
         <w:keepNext/>
+        <w:tabs>
+          <w:tab w:pos="708" w:val="left"/>
+        </w:tabs>
         <w:spacing w:before="260" w:after="160"/>
+        <w:ind w:left="708" w:hanging="708"/>
       </w:pPr>
       <w:r>
         <w:rPr>
@@ -1003,6 +1037,8 @@
           <w:color w:val="1C4076"/>
           <w:sz w:val="28"/>
         </w:rPr>
+        <w:t>6</w:t>
+        <w:tab/>
         <w:t>Authorisation to publish company announcements in urgent matters</w:t>
       </w:r>
     </w:p>
@@ -1040,7 +1076,11 @@
     <w:p>
       <w:pPr>
         <w:keepNext/>
+        <w:tabs>
+          <w:tab w:pos="708" w:val="left"/>
+        </w:tabs>
         <w:spacing w:before="260" w:after="160"/>
+        <w:ind w:left="708" w:hanging="708"/>
       </w:pPr>
       <w:r>
         <w:rPr>
@@ -1050,6 +1090,8 @@
           <w:color w:val="1C4076"/>
           <w:sz w:val="28"/>
         </w:rPr>
+        <w:t>7</w:t>
+        <w:tab/>
         <w:t>Disclosure, form and content of announcements</w:t>
       </w:r>
     </w:p>
@@ -1276,7 +1318,11 @@
     <w:p>
       <w:pPr>
         <w:keepNext/>
+        <w:tabs>
+          <w:tab w:pos="708" w:val="left"/>
+        </w:tabs>
         <w:spacing w:before="260" w:after="160"/>
+        <w:ind w:left="708" w:hanging="708"/>
       </w:pPr>
       <w:r>
         <w:rPr>
@@ -1286,6 +1332,8 @@
           <w:color w:val="1C4076"/>
           <w:sz w:val="28"/>
         </w:rPr>
+        <w:t>8</w:t>
+        <w:tab/>
         <w:t>Specific disclosure obligations</w:t>
       </w:r>
     </w:p>
@@ -1323,7 +1371,11 @@
     <w:p>
       <w:pPr>
         <w:keepNext/>
+        <w:tabs>
+          <w:tab w:pos="708" w:val="left"/>
+        </w:tabs>
         <w:spacing w:before="260" w:after="160"/>
+        <w:ind w:left="708" w:hanging="708"/>
       </w:pPr>
       <w:r>
         <w:rPr>
@@ -1333,6 +1385,8 @@
           <w:color w:val="1C4076"/>
           <w:sz w:val="28"/>
         </w:rPr>
+        <w:t>9</w:t>
+        <w:tab/>
         <w:t>Subsequent control and handling of errors</w:t>
       </w:r>
     </w:p>
@@ -1432,7 +1486,11 @@
     <w:p>
       <w:pPr>
         <w:keepNext/>
+        <w:tabs>
+          <w:tab w:pos="708" w:val="left"/>
+        </w:tabs>
         <w:spacing w:before="260" w:after="160"/>
+        <w:ind w:left="708" w:hanging="708"/>
       </w:pPr>
       <w:r>
         <w:rPr>
@@ -1442,6 +1500,8 @@
           <w:color w:val="1C4076"/>
           <w:sz w:val="28"/>
         </w:rPr>
+        <w:t>10</w:t>
+        <w:tab/>
         <w:t>The Company’s spokespersons</w:t>
       </w:r>
     </w:p>

--- a/docs/files/Internal_Rules_for_Compliance_with_Disclosure_Obligations__Policy_2026-10.docx
+++ b/docs/files/Internal_Rules_for_Compliance_with_Disclosure_Obligations__Policy_2026-10.docx
@@ -19,7 +19,7 @@
               <a:graphicData uri="http://schemas.openxmlformats.org/drawingml/2006/picture">
                 <pic:pic>
                   <pic:nvPicPr>
-                    <pic:cNvPr id="0" name="tmpgxidwgv0.png"/>
+                    <pic:cNvPr id="0" name="tmp71msgduo.png"/>
                     <pic:cNvPicPr/>
                   </pic:nvPicPr>
                   <pic:blipFill>
@@ -76,9 +76,24 @@
     </w:p>
     <w:p>
       <w:pPr>
-        <w:pStyle w:val="ListBullet"/>
-        <w:spacing w:after="80"/>
-      </w:pPr>
+        <w:tabs>
+          <w:tab w:pos="708" w:val="left"/>
+        </w:tabs>
+        <w:spacing w:after="200"/>
+        <w:ind w:left="708" w:hanging="708"/>
+        <w:jc w:val="both"/>
+      </w:pPr>
+      <w:r>
+        <w:rPr>
+          <w:rFonts w:ascii="Avenir Next LT Pro" w:hAnsi="Avenir Next LT Pro"/>
+          <w:b w:val="0"/>
+          <w:i w:val="0"/>
+          <w:color w:val="1C4076"/>
+          <w:sz w:val="22"/>
+        </w:rPr>
+        <w:t>1.1</w:t>
+        <w:tab/>
+      </w:r>
       <w:r>
         <w:rPr>
           <w:rFonts w:ascii="Avenir Next LT Pro" w:hAnsi="Avenir Next LT Pro"/>
@@ -92,9 +107,24 @@
     </w:p>
     <w:p>
       <w:pPr>
-        <w:pStyle w:val="ListBullet"/>
-        <w:spacing w:after="80"/>
-      </w:pPr>
+        <w:tabs>
+          <w:tab w:pos="708" w:val="left"/>
+        </w:tabs>
+        <w:spacing w:after="200"/>
+        <w:ind w:left="708" w:hanging="708"/>
+        <w:jc w:val="both"/>
+      </w:pPr>
+      <w:r>
+        <w:rPr>
+          <w:rFonts w:ascii="Avenir Next LT Pro" w:hAnsi="Avenir Next LT Pro"/>
+          <w:b w:val="0"/>
+          <w:i w:val="0"/>
+          <w:color w:val="1C4076"/>
+          <w:sz w:val="22"/>
+        </w:rPr>
+        <w:t>1.2</w:t>
+        <w:tab/>
+      </w:r>
       <w:r>
         <w:rPr>
           <w:rFonts w:ascii="Avenir Next LT Pro" w:hAnsi="Avenir Next LT Pro"/>
@@ -108,9 +138,24 @@
     </w:p>
     <w:p>
       <w:pPr>
-        <w:pStyle w:val="ListBullet"/>
-        <w:spacing w:after="80"/>
-      </w:pPr>
+        <w:tabs>
+          <w:tab w:pos="708" w:val="left"/>
+        </w:tabs>
+        <w:spacing w:after="200"/>
+        <w:ind w:left="708" w:hanging="708"/>
+        <w:jc w:val="both"/>
+      </w:pPr>
+      <w:r>
+        <w:rPr>
+          <w:rFonts w:ascii="Avenir Next LT Pro" w:hAnsi="Avenir Next LT Pro"/>
+          <w:b w:val="0"/>
+          <w:i w:val="0"/>
+          <w:color w:val="1C4076"/>
+          <w:sz w:val="22"/>
+        </w:rPr>
+        <w:t>1.3</w:t>
+        <w:tab/>
+      </w:r>
       <w:r>
         <w:rPr>
           <w:rFonts w:ascii="Avenir Next LT Pro" w:hAnsi="Avenir Next LT Pro"/>
@@ -124,9 +169,24 @@
     </w:p>
     <w:p>
       <w:pPr>
-        <w:pStyle w:val="ListBullet"/>
-        <w:spacing w:after="80"/>
-      </w:pPr>
+        <w:tabs>
+          <w:tab w:pos="708" w:val="left"/>
+        </w:tabs>
+        <w:spacing w:after="200"/>
+        <w:ind w:left="708" w:hanging="708"/>
+        <w:jc w:val="both"/>
+      </w:pPr>
+      <w:r>
+        <w:rPr>
+          <w:rFonts w:ascii="Avenir Next LT Pro" w:hAnsi="Avenir Next LT Pro"/>
+          <w:b w:val="0"/>
+          <w:i w:val="0"/>
+          <w:color w:val="1C4076"/>
+          <w:sz w:val="22"/>
+        </w:rPr>
+        <w:t>1.4</w:t>
+        <w:tab/>
+      </w:r>
       <w:r>
         <w:rPr>
           <w:rFonts w:ascii="Avenir Next LT Pro" w:hAnsi="Avenir Next LT Pro"/>
@@ -140,9 +200,24 @@
     </w:p>
     <w:p>
       <w:pPr>
-        <w:pStyle w:val="ListBullet"/>
-        <w:spacing w:after="80"/>
-      </w:pPr>
+        <w:tabs>
+          <w:tab w:pos="708" w:val="left"/>
+        </w:tabs>
+        <w:spacing w:after="200"/>
+        <w:ind w:left="708" w:hanging="708"/>
+        <w:jc w:val="both"/>
+      </w:pPr>
+      <w:r>
+        <w:rPr>
+          <w:rFonts w:ascii="Avenir Next LT Pro" w:hAnsi="Avenir Next LT Pro"/>
+          <w:b w:val="0"/>
+          <w:i w:val="0"/>
+          <w:color w:val="1C4076"/>
+          <w:sz w:val="22"/>
+        </w:rPr>
+        <w:t>1.5</w:t>
+        <w:tab/>
+      </w:r>
       <w:r>
         <w:rPr>
           <w:rFonts w:ascii="Avenir Next LT Pro" w:hAnsi="Avenir Next LT Pro"/>
@@ -626,8 +701,11 @@
     </w:p>
     <w:p>
       <w:pPr>
-        <w:pStyle w:val="ListBullet"/>
+        <w:tabs>
+          <w:tab w:pos="1416" w:val="left"/>
+        </w:tabs>
         <w:spacing w:after="80"/>
+        <w:ind w:left="1416" w:hanging="708"/>
       </w:pPr>
       <w:r>
         <w:rPr>
@@ -637,13 +715,18 @@
           <w:color w:val="1C4076"/>
           <w:sz w:val="22"/>
         </w:rPr>
+        <w:t>(a)</w:t>
+        <w:tab/>
         <w:t>The Company is conducting negotiations where the outcome or normal pattern of those negotiations would be likely to be jeopardized by public disclosure; or</w:t>
       </w:r>
     </w:p>
     <w:p>
       <w:pPr>
-        <w:pStyle w:val="ListBullet"/>
+        <w:tabs>
+          <w:tab w:pos="1416" w:val="left"/>
+        </w:tabs>
         <w:spacing w:after="80"/>
+        <w:ind w:left="1416" w:hanging="708"/>
       </w:pPr>
       <w:r>
         <w:rPr>
@@ -653,6 +736,8 @@
           <w:color w:val="1C4076"/>
           <w:sz w:val="22"/>
         </w:rPr>
+        <w:t>(b)</w:t>
+        <w:tab/>
         <w:t>the Company is planning to buy or sell a substantial activity, and the disclosure of such information would jeopardize the conclusion of the transaction.</w:t>
       </w:r>
     </w:p>
@@ -1221,9 +1306,24 @@
     </w:p>
     <w:p>
       <w:pPr>
-        <w:pStyle w:val="ListBullet"/>
-        <w:spacing w:after="80"/>
-      </w:pPr>
+        <w:tabs>
+          <w:tab w:pos="708" w:val="left"/>
+        </w:tabs>
+        <w:spacing w:after="200"/>
+        <w:ind w:left="708" w:hanging="708"/>
+        <w:jc w:val="both"/>
+      </w:pPr>
+      <w:r>
+        <w:rPr>
+          <w:rFonts w:ascii="Avenir Next LT Pro" w:hAnsi="Avenir Next LT Pro"/>
+          <w:b w:val="0"/>
+          <w:i w:val="0"/>
+          <w:color w:val="1C4076"/>
+          <w:sz w:val="22"/>
+        </w:rPr>
+        <w:t>7.5</w:t>
+        <w:tab/>
+      </w:r>
       <w:r>
         <w:rPr>
           <w:rFonts w:ascii="Avenir Next LT Pro" w:hAnsi="Avenir Next LT Pro"/>
@@ -1237,8 +1337,11 @@
     </w:p>
     <w:p>
       <w:pPr>
-        <w:pStyle w:val="ListBullet"/>
+        <w:tabs>
+          <w:tab w:pos="1416" w:val="left"/>
+        </w:tabs>
         <w:spacing w:after="80"/>
+        <w:ind w:left="1416" w:hanging="708"/>
       </w:pPr>
       <w:r>
         <w:rPr>
@@ -1248,13 +1351,18 @@
           <w:color w:val="1C4076"/>
           <w:sz w:val="22"/>
         </w:rPr>
+        <w:t>(a)</w:t>
+        <w:tab/>
         <w:t>Each announcement shall have a heading indicating the substance of the announcement;</w:t>
       </w:r>
     </w:p>
     <w:p>
       <w:pPr>
-        <w:pStyle w:val="ListBullet"/>
+        <w:tabs>
+          <w:tab w:pos="1416" w:val="left"/>
+        </w:tabs>
         <w:spacing w:after="80"/>
+        <w:ind w:left="1416" w:hanging="708"/>
       </w:pPr>
       <w:r>
         <w:rPr>
@@ -1264,13 +1372,18 @@
           <w:color w:val="1C4076"/>
           <w:sz w:val="22"/>
         </w:rPr>
+        <w:t>(b)</w:t>
+        <w:tab/>
         <w:t>the most important information in the announcement shall be clearly presented at the beginning of the announcements;</w:t>
       </w:r>
     </w:p>
     <w:p>
       <w:pPr>
-        <w:pStyle w:val="ListBullet"/>
+        <w:tabs>
+          <w:tab w:pos="1416" w:val="left"/>
+        </w:tabs>
         <w:spacing w:after="80"/>
+        <w:ind w:left="1416" w:hanging="708"/>
       </w:pPr>
       <w:r>
         <w:rPr>
@@ -1280,13 +1393,18 @@
           <w:color w:val="1C4076"/>
           <w:sz w:val="22"/>
         </w:rPr>
+        <w:t>(c)</w:t>
+        <w:tab/>
         <w:t>the announcement shall contain information on the time and date of disclosure, the Company’s name and website, a contact person from the Company and such contact person’s phone number and shall be numbered consecutively;</w:t>
       </w:r>
     </w:p>
     <w:p>
       <w:pPr>
-        <w:pStyle w:val="ListBullet"/>
+        <w:tabs>
+          <w:tab w:pos="1416" w:val="left"/>
+        </w:tabs>
         <w:spacing w:after="80"/>
+        <w:ind w:left="1416" w:hanging="708"/>
       </w:pPr>
       <w:r>
         <w:rPr>
@@ -1296,13 +1414,18 @@
           <w:color w:val="1C4076"/>
           <w:sz w:val="22"/>
         </w:rPr>
+        <w:t>(d)</w:t>
+        <w:tab/>
         <w:t>the announcement shall be correct, relevant and clear; and</w:t>
       </w:r>
     </w:p>
     <w:p>
       <w:pPr>
-        <w:pStyle w:val="ListBullet"/>
+        <w:tabs>
+          <w:tab w:pos="1416" w:val="left"/>
+        </w:tabs>
         <w:spacing w:after="80"/>
+        <w:ind w:left="1416" w:hanging="708"/>
       </w:pPr>
       <w:r>
         <w:rPr>
@@ -1312,6 +1435,8 @@
           <w:color w:val="1C4076"/>
           <w:sz w:val="22"/>
         </w:rPr>
+        <w:t>(e)</w:t>
+        <w:tab/>
         <w:t>the announcement shall provide sufficient guidance to enable an evaluation of the information and its effect on the price of the Company’s Financial Instruments.</w:t>
       </w:r>
     </w:p>

--- a/docs/files/Internal_Rules_for_Compliance_with_Disclosure_Obligations__Policy_2026-10.docx
+++ b/docs/files/Internal_Rules_for_Compliance_with_Disclosure_Obligations__Policy_2026-10.docx
@@ -19,7 +19,7 @@
               <a:graphicData uri="http://schemas.openxmlformats.org/drawingml/2006/picture">
                 <pic:pic>
                   <pic:nvPicPr>
-                    <pic:cNvPr id="0" name="tmp71msgduo.png"/>
+                    <pic:cNvPr id="0" name="tmp1m8d6w_5.png"/>
                     <pic:cNvPicPr/>
                   </pic:nvPicPr>
                   <pic:blipFill>
@@ -1694,8 +1694,11 @@
     </w:p>
     <w:p>
       <w:pPr>
-        <w:pStyle w:val="ListBullet"/>
-        <w:spacing w:after="80"/>
+        <w:tabs>
+          <w:tab w:pos="1416" w:val="left"/>
+        </w:tabs>
+        <w:spacing w:after="160"/>
+        <w:ind w:left="1416" w:hanging="708"/>
       </w:pPr>
       <w:r>
         <w:rPr>
@@ -1705,13 +1708,18 @@
           <w:color w:val="1C4076"/>
           <w:sz w:val="22"/>
         </w:rPr>
+        <w:t>•</w:t>
+        <w:tab/>
         <w:t>The Chair of the Board of Directors</w:t>
       </w:r>
     </w:p>
     <w:p>
       <w:pPr>
-        <w:pStyle w:val="ListBullet"/>
-        <w:spacing w:after="80"/>
+        <w:tabs>
+          <w:tab w:pos="1416" w:val="left"/>
+        </w:tabs>
+        <w:spacing w:after="160"/>
+        <w:ind w:left="1416" w:hanging="708"/>
       </w:pPr>
       <w:r>
         <w:rPr>
@@ -1721,13 +1729,18 @@
           <w:color w:val="1C4076"/>
           <w:sz w:val="22"/>
         </w:rPr>
+        <w:t>•</w:t>
+        <w:tab/>
         <w:t>The Executive Management</w:t>
       </w:r>
     </w:p>
     <w:p>
       <w:pPr>
-        <w:pStyle w:val="ListBullet"/>
-        <w:spacing w:after="80"/>
+        <w:tabs>
+          <w:tab w:pos="1416" w:val="left"/>
+        </w:tabs>
+        <w:spacing w:after="160"/>
+        <w:ind w:left="1416" w:hanging="708"/>
       </w:pPr>
       <w:r>
         <w:rPr>
@@ -1737,13 +1750,18 @@
           <w:color w:val="1C4076"/>
           <w:sz w:val="22"/>
         </w:rPr>
+        <w:t>•</w:t>
+        <w:tab/>
         <w:t>The VP, People, Purpose &amp; Communication</w:t>
       </w:r>
     </w:p>
     <w:p>
       <w:pPr>
-        <w:pStyle w:val="ListBullet"/>
-        <w:spacing w:after="80"/>
+        <w:tabs>
+          <w:tab w:pos="1416" w:val="left"/>
+        </w:tabs>
+        <w:spacing w:after="160"/>
+        <w:ind w:left="1416" w:hanging="708"/>
       </w:pPr>
       <w:r>
         <w:rPr>
@@ -1753,13 +1771,18 @@
           <w:color w:val="1C4076"/>
           <w:sz w:val="22"/>
         </w:rPr>
+        <w:t>•</w:t>
+        <w:tab/>
         <w:t>The VP Strategy, Business Development &amp; M&amp;A</w:t>
       </w:r>
     </w:p>
     <w:p>
       <w:pPr>
-        <w:pStyle w:val="ListBullet"/>
-        <w:spacing w:after="80"/>
+        <w:tabs>
+          <w:tab w:pos="1416" w:val="left"/>
+        </w:tabs>
+        <w:spacing w:after="280"/>
+        <w:ind w:left="1416" w:hanging="708"/>
       </w:pPr>
       <w:r>
         <w:rPr>
@@ -1769,6 +1792,8 @@
           <w:color w:val="1C4076"/>
           <w:sz w:val="22"/>
         </w:rPr>
+        <w:t>•</w:t>
+        <w:tab/>
         <w:t>Such other persons as are instructed and authorised to communicate with the investment community by one of the abovementioned persons on specific matters.</w:t>
       </w:r>
     </w:p>
@@ -3584,8 +3609,11 @@
     </w:p>
     <w:p>
       <w:pPr>
-        <w:pStyle w:val="ListBullet"/>
-        <w:spacing w:after="80"/>
+        <w:tabs>
+          <w:tab w:pos="1416" w:val="left"/>
+        </w:tabs>
+        <w:spacing w:after="160"/>
+        <w:ind w:left="1416" w:hanging="708"/>
       </w:pPr>
       <w:r>
         <w:rPr>
@@ -3595,13 +3623,18 @@
           <w:color w:val="1C4076"/>
           <w:sz w:val="22"/>
         </w:rPr>
+        <w:t>•</w:t>
+        <w:tab/>
         <w:t>Major expansions or reductions in the Company’s activities.</w:t>
       </w:r>
     </w:p>
     <w:p>
       <w:pPr>
-        <w:pStyle w:val="ListBullet"/>
-        <w:spacing w:after="80"/>
+        <w:tabs>
+          <w:tab w:pos="1416" w:val="left"/>
+        </w:tabs>
+        <w:spacing w:after="160"/>
+        <w:ind w:left="1416" w:hanging="708"/>
       </w:pPr>
       <w:r>
         <w:rPr>
@@ -3611,13 +3644,18 @@
           <w:color w:val="1C4076"/>
           <w:sz w:val="22"/>
         </w:rPr>
+        <w:t>•</w:t>
+        <w:tab/>
         <w:t>Acquisition or sale of material companies/subsidiaries or fixed assets.</w:t>
       </w:r>
     </w:p>
     <w:p>
       <w:pPr>
-        <w:pStyle w:val="ListBullet"/>
-        <w:spacing w:after="80"/>
+        <w:tabs>
+          <w:tab w:pos="1416" w:val="left"/>
+        </w:tabs>
+        <w:spacing w:after="160"/>
+        <w:ind w:left="1416" w:hanging="708"/>
       </w:pPr>
       <w:r>
         <w:rPr>
@@ -3627,13 +3665,18 @@
           <w:color w:val="1C4076"/>
           <w:sz w:val="22"/>
         </w:rPr>
+        <w:t>•</w:t>
+        <w:tab/>
         <w:t>Changes to financial guidance previously communicated to the market.</w:t>
       </w:r>
     </w:p>
     <w:p>
       <w:pPr>
-        <w:pStyle w:val="ListBullet"/>
-        <w:spacing w:after="80"/>
+        <w:tabs>
+          <w:tab w:pos="1416" w:val="left"/>
+        </w:tabs>
+        <w:spacing w:after="160"/>
+        <w:ind w:left="1416" w:hanging="708"/>
       </w:pPr>
       <w:r>
         <w:rPr>
@@ -3643,13 +3686,18 @@
           <w:color w:val="1C4076"/>
           <w:sz w:val="22"/>
         </w:rPr>
+        <w:t>•</w:t>
+        <w:tab/>
         <w:t>Financial results outside previously communicated guidance.</w:t>
       </w:r>
     </w:p>
     <w:p>
       <w:pPr>
-        <w:pStyle w:val="ListBullet"/>
-        <w:spacing w:after="80"/>
+        <w:tabs>
+          <w:tab w:pos="1416" w:val="left"/>
+        </w:tabs>
+        <w:spacing w:after="160"/>
+        <w:ind w:left="1416" w:hanging="708"/>
       </w:pPr>
       <w:r>
         <w:rPr>
@@ -3659,13 +3707,18 @@
           <w:color w:val="1C4076"/>
           <w:sz w:val="22"/>
         </w:rPr>
+        <w:t>•</w:t>
+        <w:tab/>
         <w:t>Material amendments to the Company’s strategy plan.</w:t>
       </w:r>
     </w:p>
     <w:p>
       <w:pPr>
-        <w:pStyle w:val="ListBullet"/>
-        <w:spacing w:after="80"/>
+        <w:tabs>
+          <w:tab w:pos="1416" w:val="left"/>
+        </w:tabs>
+        <w:spacing w:after="160"/>
+        <w:ind w:left="1416" w:hanging="708"/>
       </w:pPr>
       <w:r>
         <w:rPr>
@@ -3675,13 +3728,18 @@
           <w:color w:val="1C4076"/>
           <w:sz w:val="22"/>
         </w:rPr>
+        <w:t>•</w:t>
+        <w:tab/>
         <w:t>Appointment and dismissal of the CEO and changes to the Chair of the Board of Directors.</w:t>
       </w:r>
     </w:p>
     <w:p>
       <w:pPr>
-        <w:pStyle w:val="ListBullet"/>
-        <w:spacing w:after="80"/>
+        <w:tabs>
+          <w:tab w:pos="1416" w:val="left"/>
+        </w:tabs>
+        <w:spacing w:after="160"/>
+        <w:ind w:left="1416" w:hanging="708"/>
       </w:pPr>
       <w:r>
         <w:rPr>
@@ -3691,13 +3749,18 @@
           <w:color w:val="1C4076"/>
           <w:sz w:val="22"/>
         </w:rPr>
+        <w:t>•</w:t>
+        <w:tab/>
         <w:t>Entering into or termination of major contracts of a material size or strategic significance.</w:t>
       </w:r>
     </w:p>
     <w:p>
       <w:pPr>
-        <w:pStyle w:val="ListBullet"/>
-        <w:spacing w:after="80"/>
+        <w:tabs>
+          <w:tab w:pos="1416" w:val="left"/>
+        </w:tabs>
+        <w:spacing w:after="160"/>
+        <w:ind w:left="1416" w:hanging="708"/>
       </w:pPr>
       <w:r>
         <w:rPr>
@@ -3707,13 +3770,18 @@
           <w:color w:val="1C4076"/>
           <w:sz w:val="22"/>
         </w:rPr>
+        <w:t>•</w:t>
+        <w:tab/>
         <w:t>Decisions regarding large investments.</w:t>
       </w:r>
     </w:p>
     <w:p>
       <w:pPr>
-        <w:pStyle w:val="ListBullet"/>
-        <w:spacing w:after="80"/>
+        <w:tabs>
+          <w:tab w:pos="1416" w:val="left"/>
+        </w:tabs>
+        <w:spacing w:after="160"/>
+        <w:ind w:left="1416" w:hanging="708"/>
       </w:pPr>
       <w:r>
         <w:rPr>
@@ -3723,13 +3791,18 @@
           <w:color w:val="1C4076"/>
           <w:sz w:val="22"/>
         </w:rPr>
+        <w:t>•</w:t>
+        <w:tab/>
         <w:t>Entering into or termination of major cooperation agreements, including agreements regarding joint ventures.</w:t>
       </w:r>
     </w:p>
     <w:p>
       <w:pPr>
-        <w:pStyle w:val="ListBullet"/>
-        <w:spacing w:after="80"/>
+        <w:tabs>
+          <w:tab w:pos="1416" w:val="left"/>
+        </w:tabs>
+        <w:spacing w:after="160"/>
+        <w:ind w:left="1416" w:hanging="708"/>
       </w:pPr>
       <w:r>
         <w:rPr>
@@ -3739,13 +3812,18 @@
           <w:color w:val="1C4076"/>
           <w:sz w:val="22"/>
         </w:rPr>
+        <w:t>•</w:t>
+        <w:tab/>
         <w:t>Significant changes in earnings or liquidity or other material matters that have or may have an effect thereon.</w:t>
       </w:r>
     </w:p>
     <w:p>
       <w:pPr>
-        <w:pStyle w:val="ListBullet"/>
-        <w:spacing w:after="80"/>
+        <w:tabs>
+          <w:tab w:pos="1416" w:val="left"/>
+        </w:tabs>
+        <w:spacing w:after="160"/>
+        <w:ind w:left="1416" w:hanging="708"/>
       </w:pPr>
       <w:r>
         <w:rPr>
@@ -3755,13 +3833,18 @@
           <w:color w:val="1C4076"/>
           <w:sz w:val="22"/>
         </w:rPr>
+        <w:t>•</w:t>
+        <w:tab/>
         <w:t>Market fluctuations of special significance for the Company.</w:t>
       </w:r>
     </w:p>
     <w:p>
       <w:pPr>
-        <w:pStyle w:val="ListBullet"/>
-        <w:spacing w:after="80"/>
+        <w:tabs>
+          <w:tab w:pos="1416" w:val="left"/>
+        </w:tabs>
+        <w:spacing w:after="160"/>
+        <w:ind w:left="1416" w:hanging="708"/>
       </w:pPr>
       <w:r>
         <w:rPr>
@@ -3771,13 +3854,18 @@
           <w:color w:val="1C4076"/>
           <w:sz w:val="22"/>
         </w:rPr>
+        <w:t>•</w:t>
+        <w:tab/>
         <w:t>Transfer of a major shareholding in the Company or the intention to acquire or sell among major shareholders, which the Board of Directors or the Executive Management are involved in or have knowledge of.</w:t>
       </w:r>
     </w:p>
     <w:p>
       <w:pPr>
-        <w:pStyle w:val="ListBullet"/>
-        <w:spacing w:after="80"/>
+        <w:tabs>
+          <w:tab w:pos="1416" w:val="left"/>
+        </w:tabs>
+        <w:spacing w:after="160"/>
+        <w:ind w:left="1416" w:hanging="708"/>
       </w:pPr>
       <w:r>
         <w:rPr>
@@ -3787,13 +3875,18 @@
           <w:color w:val="1C4076"/>
           <w:sz w:val="22"/>
         </w:rPr>
+        <w:t>•</w:t>
+        <w:tab/>
         <w:t>Submission of acquisition offers or public takeover offers.</w:t>
       </w:r>
     </w:p>
     <w:p>
       <w:pPr>
-        <w:pStyle w:val="ListBullet"/>
-        <w:spacing w:after="80"/>
+        <w:tabs>
+          <w:tab w:pos="1416" w:val="left"/>
+        </w:tabs>
+        <w:spacing w:after="160"/>
+        <w:ind w:left="1416" w:hanging="708"/>
       </w:pPr>
       <w:r>
         <w:rPr>
@@ -3803,13 +3896,18 @@
           <w:color w:val="1C4076"/>
           <w:sz w:val="22"/>
         </w:rPr>
+        <w:t>•</w:t>
+        <w:tab/>
         <w:t>Initiation or settlement of material law suits initiated by or against the Company or corresponding material claims.</w:t>
       </w:r>
     </w:p>
     <w:p>
       <w:pPr>
-        <w:pStyle w:val="ListBullet"/>
-        <w:spacing w:after="80"/>
+        <w:tabs>
+          <w:tab w:pos="1416" w:val="left"/>
+        </w:tabs>
+        <w:spacing w:after="160"/>
+        <w:ind w:left="1416" w:hanging="708"/>
       </w:pPr>
       <w:r>
         <w:rPr>
@@ -3819,13 +3917,18 @@
           <w:color w:val="1C4076"/>
           <w:sz w:val="22"/>
         </w:rPr>
+        <w:t>•</w:t>
+        <w:tab/>
         <w:t>Decisions of material significance made by public authorities or courts.</w:t>
       </w:r>
     </w:p>
     <w:p>
       <w:pPr>
-        <w:pStyle w:val="ListBullet"/>
-        <w:spacing w:after="80"/>
+        <w:tabs>
+          <w:tab w:pos="1416" w:val="left"/>
+        </w:tabs>
+        <w:spacing w:after="160"/>
+        <w:ind w:left="1416" w:hanging="708"/>
       </w:pPr>
       <w:r>
         <w:rPr>
@@ -3835,13 +3938,18 @@
           <w:color w:val="1C4076"/>
           <w:sz w:val="22"/>
         </w:rPr>
+        <w:t>•</w:t>
+        <w:tab/>
         <w:t>Proposals for capital decreases or capital increases as well as any other material proposed amendments of the articles of association.</w:t>
       </w:r>
     </w:p>
     <w:p>
       <w:pPr>
-        <w:pStyle w:val="ListBullet"/>
-        <w:spacing w:after="80"/>
+        <w:tabs>
+          <w:tab w:pos="1416" w:val="left"/>
+        </w:tabs>
+        <w:spacing w:after="160"/>
+        <w:ind w:left="1416" w:hanging="708"/>
       </w:pPr>
       <w:r>
         <w:rPr>
@@ -3851,13 +3959,18 @@
           <w:color w:val="1C4076"/>
           <w:sz w:val="22"/>
         </w:rPr>
+        <w:t>•</w:t>
+        <w:tab/>
         <w:t>Proposals for extraordinary dividend payments as well as the introduction of share buy-back programs.</w:t>
       </w:r>
     </w:p>
     <w:p>
       <w:pPr>
-        <w:pStyle w:val="ListBullet"/>
-        <w:spacing w:after="80"/>
+        <w:tabs>
+          <w:tab w:pos="1416" w:val="left"/>
+        </w:tabs>
+        <w:spacing w:after="160"/>
+        <w:ind w:left="1416" w:hanging="708"/>
       </w:pPr>
       <w:r>
         <w:rPr>
@@ -3867,13 +3980,18 @@
           <w:color w:val="1C4076"/>
           <w:sz w:val="22"/>
         </w:rPr>
+        <w:t>•</w:t>
+        <w:tab/>
         <w:t>Material organisational or structural changes to the Company, including, but not limited to, mergers, demergers, dissolution or reconstruction arrangements or other significant changes to the business or capital structures including suspension of payments, bankruptcy or liquidation.</w:t>
       </w:r>
     </w:p>
     <w:p>
       <w:pPr>
-        <w:pStyle w:val="ListBullet"/>
-        <w:spacing w:after="80"/>
+        <w:tabs>
+          <w:tab w:pos="1416" w:val="left"/>
+        </w:tabs>
+        <w:spacing w:after="160"/>
+        <w:ind w:left="1416" w:hanging="708"/>
       </w:pPr>
       <w:r>
         <w:rPr>
@@ -3883,13 +4001,18 @@
           <w:color w:val="1C4076"/>
           <w:sz w:val="22"/>
         </w:rPr>
+        <w:t>•</w:t>
+        <w:tab/>
         <w:t>Shareholders’ agreements which the Company obtains knowledge of concerning application of voting rights or the transferability of the Shares or related Financial Instruments.</w:t>
       </w:r>
     </w:p>
     <w:p>
       <w:pPr>
-        <w:pStyle w:val="ListBullet"/>
-        <w:spacing w:after="80"/>
+        <w:tabs>
+          <w:tab w:pos="1416" w:val="left"/>
+        </w:tabs>
+        <w:spacing w:after="280"/>
+        <w:ind w:left="1416" w:hanging="708"/>
       </w:pPr>
       <w:r>
         <w:rPr>
@@ -3899,6 +4022,8 @@
           <w:color w:val="1C4076"/>
           <w:sz w:val="22"/>
         </w:rPr>
+        <w:t>•</w:t>
+        <w:tab/>
         <w:t>Information regarding similar material circumstances in material subsidiaries.</w:t>
       </w:r>
     </w:p>

--- a/docs/files/Internal_Rules_for_Compliance_with_Disclosure_Obligations__Policy_2026-10.docx
+++ b/docs/files/Internal_Rules_for_Compliance_with_Disclosure_Obligations__Policy_2026-10.docx
@@ -19,7 +19,7 @@
               <a:graphicData uri="http://schemas.openxmlformats.org/drawingml/2006/picture">
                 <pic:pic>
                   <pic:nvPicPr>
-                    <pic:cNvPr id="0" name="tmp1m8d6w_5.png"/>
+                    <pic:cNvPr id="0" name="tmp64_c6t7f.png"/>
                     <pic:cNvPicPr/>
                   </pic:nvPicPr>
                   <pic:blipFill>
@@ -869,10 +869,10 @@
     <w:p>
       <w:pPr>
         <w:tabs>
-          <w:tab w:pos="708" w:val="left"/>
+          <w:tab w:pos="1416" w:val="left"/>
         </w:tabs>
         <w:spacing w:after="200"/>
-        <w:ind w:left="708" w:hanging="708"/>
+        <w:ind w:left="1416" w:hanging="708"/>
         <w:jc w:val="both"/>
       </w:pPr>
       <w:r>
@@ -900,10 +900,10 @@
     <w:p>
       <w:pPr>
         <w:tabs>
-          <w:tab w:pos="708" w:val="left"/>
+          <w:tab w:pos="1416" w:val="left"/>
         </w:tabs>
         <w:spacing w:after="200"/>
-        <w:ind w:left="708" w:hanging="708"/>
+        <w:ind w:left="1416" w:hanging="708"/>
         <w:jc w:val="both"/>
       </w:pPr>
       <w:r>
@@ -1832,7 +1832,6 @@
     <w:p>
       <w:pPr>
         <w:spacing w:after="200"/>
-        <w:ind w:left="708" w:firstLine="0"/>
         <w:jc w:val="both"/>
       </w:pPr>
       <w:r>
@@ -1871,7 +1870,6 @@
     <w:p>
       <w:pPr>
         <w:spacing w:after="200"/>
-        <w:ind w:left="708" w:firstLine="0"/>
         <w:jc w:val="both"/>
       </w:pPr>
       <w:r>
@@ -1888,7 +1886,6 @@
     <w:p>
       <w:pPr>
         <w:spacing w:after="200"/>
-        <w:ind w:left="708" w:firstLine="0"/>
         <w:jc w:val="both"/>
       </w:pPr>
       <w:r>
@@ -1905,7 +1902,6 @@
     <w:p>
       <w:pPr>
         <w:spacing w:after="200"/>
-        <w:ind w:left="708" w:firstLine="0"/>
         <w:jc w:val="both"/>
       </w:pPr>
       <w:r>
@@ -1922,7 +1918,6 @@
     <w:p>
       <w:pPr>
         <w:spacing w:after="200"/>
-        <w:ind w:left="708" w:firstLine="0"/>
         <w:jc w:val="both"/>
       </w:pPr>
       <w:r>
@@ -1961,7 +1956,6 @@
     <w:p>
       <w:pPr>
         <w:spacing w:after="200"/>
-        <w:ind w:left="708" w:firstLine="0"/>
         <w:jc w:val="both"/>
       </w:pPr>
       <w:r>
@@ -1978,7 +1972,6 @@
     <w:p>
       <w:pPr>
         <w:spacing w:after="200"/>
-        <w:ind w:left="708" w:firstLine="0"/>
         <w:jc w:val="both"/>
       </w:pPr>
       <w:r>
@@ -1995,7 +1988,6 @@
     <w:p>
       <w:pPr>
         <w:spacing w:after="200"/>
-        <w:ind w:left="708" w:firstLine="0"/>
         <w:jc w:val="both"/>
       </w:pPr>
       <w:r>
@@ -2012,7 +2004,6 @@
     <w:p>
       <w:pPr>
         <w:spacing w:after="200"/>
-        <w:ind w:left="708" w:firstLine="0"/>
         <w:jc w:val="both"/>
       </w:pPr>
       <w:r>
@@ -2029,7 +2020,6 @@
     <w:p>
       <w:pPr>
         <w:spacing w:after="200"/>
-        <w:ind w:left="708" w:firstLine="0"/>
         <w:jc w:val="both"/>
       </w:pPr>
       <w:r>
@@ -2046,7 +2036,6 @@
     <w:p>
       <w:pPr>
         <w:spacing w:after="200"/>
-        <w:ind w:left="708" w:firstLine="0"/>
         <w:jc w:val="both"/>
       </w:pPr>
       <w:r>
@@ -2085,7 +2074,6 @@
     <w:p>
       <w:pPr>
         <w:spacing w:after="200"/>
-        <w:ind w:left="708" w:firstLine="0"/>
         <w:jc w:val="both"/>
       </w:pPr>
       <w:r>
@@ -2102,7 +2090,6 @@
     <w:p>
       <w:pPr>
         <w:spacing w:after="200"/>
-        <w:ind w:left="708" w:firstLine="0"/>
         <w:jc w:val="both"/>
       </w:pPr>
       <w:r>
@@ -2141,7 +2128,6 @@
     <w:p>
       <w:pPr>
         <w:spacing w:after="200"/>
-        <w:ind w:left="708" w:firstLine="0"/>
         <w:jc w:val="both"/>
       </w:pPr>
       <w:r>
@@ -2158,7 +2144,6 @@
     <w:p>
       <w:pPr>
         <w:spacing w:after="200"/>
-        <w:ind w:left="708" w:firstLine="0"/>
         <w:jc w:val="both"/>
       </w:pPr>
       <w:r>
@@ -2175,7 +2160,6 @@
     <w:p>
       <w:pPr>
         <w:spacing w:after="200"/>
-        <w:ind w:left="708" w:firstLine="0"/>
         <w:jc w:val="both"/>
       </w:pPr>
       <w:r>
@@ -2192,7 +2176,6 @@
     <w:p>
       <w:pPr>
         <w:spacing w:after="200"/>
-        <w:ind w:left="708" w:firstLine="0"/>
         <w:jc w:val="both"/>
       </w:pPr>
       <w:r>
@@ -2209,7 +2192,6 @@
     <w:p>
       <w:pPr>
         <w:spacing w:after="200"/>
-        <w:ind w:left="708" w:firstLine="0"/>
         <w:jc w:val="both"/>
       </w:pPr>
       <w:r>
@@ -2226,7 +2208,6 @@
     <w:p>
       <w:pPr>
         <w:spacing w:after="200"/>
-        <w:ind w:left="708" w:firstLine="0"/>
         <w:jc w:val="both"/>
       </w:pPr>
       <w:r>
@@ -2265,7 +2246,6 @@
     <w:p>
       <w:pPr>
         <w:spacing w:after="200"/>
-        <w:ind w:left="708" w:firstLine="0"/>
         <w:jc w:val="both"/>
       </w:pPr>
       <w:r>
@@ -2282,7 +2262,6 @@
     <w:p>
       <w:pPr>
         <w:spacing w:after="200"/>
-        <w:ind w:left="708" w:firstLine="0"/>
         <w:jc w:val="both"/>
       </w:pPr>
       <w:r>
@@ -2321,7 +2300,6 @@
     <w:p>
       <w:pPr>
         <w:spacing w:after="200"/>
-        <w:ind w:left="708" w:firstLine="0"/>
         <w:jc w:val="both"/>
       </w:pPr>
       <w:r>
@@ -2338,7 +2316,6 @@
     <w:p>
       <w:pPr>
         <w:spacing w:after="200"/>
-        <w:ind w:left="708" w:firstLine="0"/>
         <w:jc w:val="both"/>
       </w:pPr>
       <w:r>
@@ -2355,7 +2332,6 @@
     <w:p>
       <w:pPr>
         <w:spacing w:after="200"/>
-        <w:ind w:left="708" w:firstLine="0"/>
         <w:jc w:val="both"/>
       </w:pPr>
       <w:r>
@@ -2372,7 +2348,6 @@
     <w:p>
       <w:pPr>
         <w:spacing w:after="200"/>
-        <w:ind w:left="708" w:firstLine="0"/>
         <w:jc w:val="both"/>
       </w:pPr>
       <w:r>
@@ -2389,7 +2364,6 @@
     <w:p>
       <w:pPr>
         <w:spacing w:after="200"/>
-        <w:ind w:left="708" w:firstLine="0"/>
         <w:jc w:val="both"/>
       </w:pPr>
       <w:r>
@@ -2428,7 +2402,6 @@
     <w:p>
       <w:pPr>
         <w:spacing w:after="200"/>
-        <w:ind w:left="708" w:firstLine="0"/>
         <w:jc w:val="both"/>
       </w:pPr>
       <w:r>
@@ -2445,7 +2418,6 @@
     <w:p>
       <w:pPr>
         <w:spacing w:after="200"/>
-        <w:ind w:left="708" w:firstLine="0"/>
         <w:jc w:val="both"/>
       </w:pPr>
       <w:r>
@@ -2484,7 +2456,6 @@
     <w:p>
       <w:pPr>
         <w:spacing w:after="200"/>
-        <w:ind w:left="708" w:firstLine="0"/>
         <w:jc w:val="both"/>
       </w:pPr>
       <w:r>
@@ -2501,7 +2472,6 @@
     <w:p>
       <w:pPr>
         <w:spacing w:after="200"/>
-        <w:ind w:left="708" w:firstLine="0"/>
         <w:jc w:val="both"/>
       </w:pPr>
       <w:r>
@@ -2518,7 +2488,6 @@
     <w:p>
       <w:pPr>
         <w:spacing w:after="200"/>
-        <w:ind w:left="708" w:firstLine="0"/>
         <w:jc w:val="both"/>
       </w:pPr>
       <w:r>
@@ -2535,7 +2504,6 @@
     <w:p>
       <w:pPr>
         <w:spacing w:after="200"/>
-        <w:ind w:left="708" w:firstLine="0"/>
         <w:jc w:val="both"/>
       </w:pPr>
       <w:r>
@@ -2552,7 +2520,6 @@
     <w:p>
       <w:pPr>
         <w:spacing w:after="200"/>
-        <w:ind w:left="708" w:firstLine="0"/>
         <w:jc w:val="both"/>
       </w:pPr>
       <w:r>
@@ -2569,7 +2536,6 @@
     <w:p>
       <w:pPr>
         <w:spacing w:after="200"/>
-        <w:ind w:left="708" w:firstLine="0"/>
         <w:jc w:val="both"/>
       </w:pPr>
       <w:r>
@@ -2586,7 +2552,6 @@
     <w:p>
       <w:pPr>
         <w:spacing w:after="200"/>
-        <w:ind w:left="708" w:firstLine="0"/>
         <w:jc w:val="both"/>
       </w:pPr>
       <w:r>
@@ -2603,7 +2568,6 @@
     <w:p>
       <w:pPr>
         <w:spacing w:after="200"/>
-        <w:ind w:left="708" w:firstLine="0"/>
         <w:jc w:val="both"/>
       </w:pPr>
       <w:r>
@@ -2642,7 +2606,6 @@
     <w:p>
       <w:pPr>
         <w:spacing w:after="200"/>
-        <w:ind w:left="708" w:firstLine="0"/>
         <w:jc w:val="both"/>
       </w:pPr>
       <w:r>
@@ -2659,7 +2622,6 @@
     <w:p>
       <w:pPr>
         <w:spacing w:after="200"/>
-        <w:ind w:left="708" w:firstLine="0"/>
         <w:jc w:val="both"/>
       </w:pPr>
       <w:r>
@@ -2676,7 +2638,6 @@
     <w:p>
       <w:pPr>
         <w:spacing w:after="200"/>
-        <w:ind w:left="708" w:firstLine="0"/>
         <w:jc w:val="both"/>
       </w:pPr>
       <w:r>
@@ -2715,7 +2676,6 @@
     <w:p>
       <w:pPr>
         <w:spacing w:after="200"/>
-        <w:ind w:left="708" w:firstLine="0"/>
         <w:jc w:val="both"/>
       </w:pPr>
       <w:r>
@@ -2754,7 +2714,6 @@
     <w:p>
       <w:pPr>
         <w:spacing w:after="200"/>
-        <w:ind w:left="708" w:firstLine="0"/>
         <w:jc w:val="both"/>
       </w:pPr>
       <w:r>
@@ -2793,7 +2752,6 @@
     <w:p>
       <w:pPr>
         <w:spacing w:after="200"/>
-        <w:ind w:left="708" w:firstLine="0"/>
         <w:jc w:val="both"/>
       </w:pPr>
       <w:r>
@@ -2832,7 +2790,6 @@
     <w:p>
       <w:pPr>
         <w:spacing w:after="200"/>
-        <w:ind w:left="708" w:firstLine="0"/>
         <w:jc w:val="both"/>
       </w:pPr>
       <w:r>
@@ -2871,7 +2828,6 @@
     <w:p>
       <w:pPr>
         <w:spacing w:after="200"/>
-        <w:ind w:left="708" w:firstLine="0"/>
         <w:jc w:val="both"/>
       </w:pPr>
       <w:r>
@@ -2910,7 +2866,6 @@
     <w:p>
       <w:pPr>
         <w:spacing w:after="200"/>
-        <w:ind w:left="708" w:firstLine="0"/>
         <w:jc w:val="both"/>
       </w:pPr>
       <w:r>
@@ -2949,7 +2904,6 @@
     <w:p>
       <w:pPr>
         <w:spacing w:after="200"/>
-        <w:ind w:left="708" w:firstLine="0"/>
         <w:jc w:val="both"/>
       </w:pPr>
       <w:r>
@@ -2988,7 +2942,6 @@
     <w:p>
       <w:pPr>
         <w:spacing w:after="200"/>
-        <w:ind w:left="708" w:firstLine="0"/>
         <w:jc w:val="both"/>
       </w:pPr>
       <w:r>
@@ -3505,7 +3458,6 @@
     <w:p>
       <w:pPr>
         <w:spacing w:after="200"/>
-        <w:ind w:left="708" w:firstLine="0"/>
         <w:jc w:val="both"/>
       </w:pPr>
       <w:r>
@@ -3542,7 +3494,6 @@
     <w:p>
       <w:pPr>
         <w:spacing w:after="200"/>
-        <w:ind w:left="708" w:firstLine="0"/>
         <w:jc w:val="both"/>
       </w:pPr>
       <w:r>
@@ -3559,7 +3510,6 @@
     <w:p>
       <w:pPr>
         <w:spacing w:after="200"/>
-        <w:ind w:left="708" w:firstLine="0"/>
         <w:jc w:val="both"/>
       </w:pPr>
       <w:r>
@@ -3576,7 +3526,6 @@
     <w:p>
       <w:pPr>
         <w:spacing w:after="200"/>
-        <w:ind w:left="708" w:firstLine="0"/>
         <w:jc w:val="both"/>
       </w:pPr>
       <w:r>
@@ -3593,7 +3542,6 @@
     <w:p>
       <w:pPr>
         <w:spacing w:after="200"/>
-        <w:ind w:left="708" w:firstLine="0"/>
         <w:jc w:val="both"/>
       </w:pPr>
       <w:r>
